--- a/drafts/03/03-ЛПД-ГР/18.03-3т_2-ЛПД.docx
+++ b/drafts/03/03-ЛПД-ГР/18.03-3т_2-ЛПД.docx
@@ -1056,7 +1056,7 @@
           <w:sz w:val="24"/>
           <w:rtl w:val="0"/>
         </w:rPr>
-        <w:t xml:space="preserve">Милістю і чоловіколюбієм єдинородного твого Сина, що з ним благословен єси, з пресвятим, і благим, і животворящим твоїм Духом, нині і повсякчас, і на віки віків. Амінь.</w:t>
+        <w:t>Милістю і людинолюбіям єдинородного твого Сина, що з ним благословен єси, з пресвятим, і благим, і животворящим твоїм Духом, нині і повсякчас, і на віки віків. Амінь.</w:t>
       </w:r>
     </w:p>
     <w:p>
@@ -9063,7 +9063,7 @@
           <w:sz w:val="24"/>
           <w:rtl w:val="0"/>
         </w:rPr>
-        <w:t xml:space="preserve">Щоб чоловіколюбець Бог наш, прийнявши їх у святий, і пренебесний, і мисленний свій жертовник, як приємний запах духовний, зіслав нам божественну благодать і дар Святого Духа, помолімся. </w:t>
+        <w:t xml:space="preserve">Щоб Людинолюбець Бог наш, прийнявши їх у святий, і пренебесний, і мисленний свій жертовник, як приємний запах духовний, зіслав нам божественну благодать і дар Святого Духа, помолімся. </w:t>
       </w:r>
     </w:p>
     <w:p>
@@ -9134,7 +9134,7 @@
           <w:sz w:val="24"/>
           <w:rtl w:val="0"/>
         </w:rPr>
-        <w:t xml:space="preserve"> Боже невимовних і невидимих таїн, у Тебе є сховані скарби премудрости й розуму; Ти відкрив нам служіння цій служби і з-за багатого твого чоловіколюбія поставив нас, грішних, приносити Тобі дари й жертви за наші гріхи і людські невідання. Ти сам, невидимий царю, що твориш діла великі й недослідні, славні й надзвичайні, яким немає числа, споглянь на нас, недостойних рабів твоїх, що стоять перед цим святим жертовником, як перед херувимським твоїм престолом, на якому єдинородний твій Син і Бог наш спочиває під страшними таїнствами, що лежать перед нами.</w:t>
+        <w:t xml:space="preserve"> Боже невимовних і невидимих таїн, у Тебе є сховані скарби премудрости й розуму; Ти відкрив нам служіння цій служби і з-за багатого твого людинолюбія поставив нас, грішних, приносити Тобі дари й жертви за наші гріхи і людські невідання. Ти сам, невидимий царю, що твориш діла великі й недослідні, славні й надзвичайні, яким немає числа, споглянь на нас, недостойних рабів твоїх, що стоять перед цим святим жертовником, як перед херувимським твоїм престолом, на якому єдинородний твій Син і Бог наш спочиває під страшними таїнствами, що лежать перед нами.</w:t>
       </w:r>
     </w:p>
     <w:p>
@@ -9663,7 +9663,7 @@
           <w:sz w:val="24"/>
           <w:rtl w:val="0"/>
         </w:rPr>
-        <w:t xml:space="preserve">Благодаттю, і щедротами, і чоловіколюбієм єдинородного Сина твого, що з ним благословен єси, з пресвятим, і благим, і животворящим твоїм Духом, нині і повсякчас, і на віки віків.</w:t>
+        <w:t>Благодаттю, і щедротами, і людинолюбіям єдинородного Сина твого, що з ним благословен єси, з пресвятим, і благим, і животворящим твоїм Духом, нині і повсякчас, і на віки віків.</w:t>
       </w:r>
     </w:p>
     <w:p>
@@ -11407,7 +11407,7 @@
           <w:sz w:val="24"/>
           <w:rtl w:val="0"/>
         </w:rPr>
-        <w:t xml:space="preserve"> Благословення Господнє на вас, того благодаттю і чоловіколюбієм, завжди, нині і повсякчас, і на віки віків.</w:t>
+        <w:t xml:space="preserve"> Благословення Господнє на вас, того благодаттю і людинолюбіям, завжди, нині і повсякчас, і на віки віків.</w:t>
       </w:r>
     </w:p>
     <w:p>
